--- a/downloads/handouts/Unit 03/Handout 03.14 - Family Structures and Life Cycle.docx
+++ b/downloads/handouts/Unit 03/Handout 03.14 - Family Structures and Life Cycle.docx
@@ -639,20 +639,18 @@
         <w:pStyle w:val="BodyText"/>
       </w:pPr>
       <w:r>
-        <w:t xml:space="preserve">Structure names in other languages:</w:t>
+        <w:t xml:space="preserve">Structure names in Spanish:</w:t>
       </w:r>
     </w:p>
     <w:tbl>
       <w:tblPr>
         <w:tblStyle w:val="Table"/>
-        <w:tblW w:type="pct" w:w="5000.0"/>
+        <w:tblW w:type="pct" w:w="5000"/>
         <w:tblLook w:firstRow="1"/>
       </w:tblPr>
       <w:tblGrid>
-        <w:gridCol w:w="1980"/>
-        <w:gridCol w:w="1980"/>
-        <w:gridCol w:w="1980"/>
-        <w:gridCol w:w="1980"/>
+        <w:gridCol w:w="4680"/>
+        <w:gridCol w:w="4680"/>
       </w:tblGrid>
       <w:tr>
         <w:trPr>
@@ -660,6 +658,7 @@
         </w:trPr>
         <w:tc>
           <w:tcPr>
+            <w:tcW w:type="dxa" w:w="4680"/>
             <w:tcBorders>
               <w:bottom w:val="single"/>
             </w:tcBorders>
@@ -677,6 +676,7 @@
         </w:tc>
         <w:tc>
           <w:tcPr>
+            <w:tcW w:type="dxa" w:w="4680"/>
             <w:tcBorders>
               <w:bottom w:val="single"/>
             </w:tcBorders>
@@ -688,40 +688,6 @@
               <w:jc w:val="left"/>
             </w:pPr>
             <w:r>
-              <w:t xml:space="preserve">Turkish</w:t>
-            </w:r>
-          </w:p>
-        </w:tc>
-        <w:tc>
-          <w:tcPr>
-            <w:tcBorders>
-              <w:bottom w:val="single"/>
-            </w:tcBorders>
-            <w:vAlign w:val="bottom"/>
-          </w:tcPr>
-          <w:p>
-            <w:pPr>
-              <w:pStyle w:val="Compact"/>
-              <w:jc w:val="left"/>
-            </w:pPr>
-            <w:r>
-              <w:t xml:space="preserve">Portuguese</w:t>
-            </w:r>
-          </w:p>
-        </w:tc>
-        <w:tc>
-          <w:tcPr>
-            <w:tcBorders>
-              <w:bottom w:val="single"/>
-            </w:tcBorders>
-            <w:vAlign w:val="bottom"/>
-          </w:tcPr>
-          <w:p>
-            <w:pPr>
-              <w:pStyle w:val="Compact"/>
-              <w:jc w:val="left"/>
-            </w:pPr>
-            <w:r>
               <w:t xml:space="preserve">Spanish</w:t>
             </w:r>
           </w:p>
@@ -729,6 +695,9 @@
       </w:tr>
       <w:tr>
         <w:tc>
+          <w:tcPr>
+            <w:tcW w:type="dxa" w:w="4680"/>
+          </w:tcPr>
           <w:p>
             <w:pPr>
               <w:pStyle w:val="Compact"/>
@@ -740,28 +709,9 @@
           </w:p>
         </w:tc>
         <w:tc>
-          <w:p>
-            <w:pPr>
-              <w:pStyle w:val="Compact"/>
-              <w:jc w:val="left"/>
-            </w:pPr>
-            <w:r>
-              <w:t xml:space="preserve">çekirdek aile</w:t>
-            </w:r>
-          </w:p>
-        </w:tc>
-        <w:tc>
-          <w:p>
-            <w:pPr>
-              <w:pStyle w:val="Compact"/>
-              <w:jc w:val="left"/>
-            </w:pPr>
-            <w:r>
-              <w:t xml:space="preserve">família nuclear</w:t>
-            </w:r>
-          </w:p>
-        </w:tc>
-        <w:tc>
+          <w:tcPr>
+            <w:tcW w:type="dxa" w:w="4680"/>
+          </w:tcPr>
           <w:p>
             <w:pPr>
               <w:pStyle w:val="Compact"/>
@@ -775,6 +725,9 @@
       </w:tr>
       <w:tr>
         <w:tc>
+          <w:tcPr>
+            <w:tcW w:type="dxa" w:w="4680"/>
+          </w:tcPr>
           <w:p>
             <w:pPr>
               <w:pStyle w:val="Compact"/>
@@ -786,28 +739,9 @@
           </w:p>
         </w:tc>
         <w:tc>
-          <w:p>
-            <w:pPr>
-              <w:pStyle w:val="Compact"/>
-              <w:jc w:val="left"/>
-            </w:pPr>
-            <w:r>
-              <w:t xml:space="preserve">tek ebeveynli aile</w:t>
-            </w:r>
-          </w:p>
-        </w:tc>
-        <w:tc>
-          <w:p>
-            <w:pPr>
-              <w:pStyle w:val="Compact"/>
-              <w:jc w:val="left"/>
-            </w:pPr>
-            <w:r>
-              <w:t xml:space="preserve">família monoparental</w:t>
-            </w:r>
-          </w:p>
-        </w:tc>
-        <w:tc>
+          <w:tcPr>
+            <w:tcW w:type="dxa" w:w="4680"/>
+          </w:tcPr>
           <w:p>
             <w:pPr>
               <w:pStyle w:val="Compact"/>
@@ -821,6 +755,9 @@
       </w:tr>
       <w:tr>
         <w:tc>
+          <w:tcPr>
+            <w:tcW w:type="dxa" w:w="4680"/>
+          </w:tcPr>
           <w:p>
             <w:pPr>
               <w:pStyle w:val="Compact"/>
@@ -832,28 +769,9 @@
           </w:p>
         </w:tc>
         <w:tc>
-          <w:p>
-            <w:pPr>
-              <w:pStyle w:val="Compact"/>
-              <w:jc w:val="left"/>
-            </w:pPr>
-            <w:r>
-              <w:t xml:space="preserve">birleşik aile</w:t>
-            </w:r>
-          </w:p>
-        </w:tc>
-        <w:tc>
-          <w:p>
-            <w:pPr>
-              <w:pStyle w:val="Compact"/>
-              <w:jc w:val="left"/>
-            </w:pPr>
-            <w:r>
-              <w:t xml:space="preserve">família reconstituída</w:t>
-            </w:r>
-          </w:p>
-        </w:tc>
-        <w:tc>
+          <w:tcPr>
+            <w:tcW w:type="dxa" w:w="4680"/>
+          </w:tcPr>
           <w:p>
             <w:pPr>
               <w:pStyle w:val="Compact"/>
@@ -867,6 +785,9 @@
       </w:tr>
       <w:tr>
         <w:tc>
+          <w:tcPr>
+            <w:tcW w:type="dxa" w:w="4680"/>
+          </w:tcPr>
           <w:p>
             <w:pPr>
               <w:pStyle w:val="Compact"/>
@@ -878,28 +799,9 @@
           </w:p>
         </w:tc>
         <w:tc>
-          <w:p>
-            <w:pPr>
-              <w:pStyle w:val="Compact"/>
-              <w:jc w:val="left"/>
-            </w:pPr>
-            <w:r>
-              <w:t xml:space="preserve">geniş aile</w:t>
-            </w:r>
-          </w:p>
-        </w:tc>
-        <w:tc>
-          <w:p>
-            <w:pPr>
-              <w:pStyle w:val="Compact"/>
-              <w:jc w:val="left"/>
-            </w:pPr>
-            <w:r>
-              <w:t xml:space="preserve">família extensa</w:t>
-            </w:r>
-          </w:p>
-        </w:tc>
-        <w:tc>
+          <w:tcPr>
+            <w:tcW w:type="dxa" w:w="4680"/>
+          </w:tcPr>
           <w:p>
             <w:pPr>
               <w:pStyle w:val="Compact"/>
@@ -913,6 +815,9 @@
       </w:tr>
       <w:tr>
         <w:tc>
+          <w:tcPr>
+            <w:tcW w:type="dxa" w:w="4680"/>
+          </w:tcPr>
           <w:p>
             <w:pPr>
               <w:pStyle w:val="Compact"/>
@@ -924,28 +829,9 @@
           </w:p>
         </w:tc>
         <w:tc>
-          <w:p>
-            <w:pPr>
-              <w:pStyle w:val="Compact"/>
-              <w:jc w:val="left"/>
-            </w:pPr>
-            <w:r>
-              <w:t xml:space="preserve">evlat edinen aile</w:t>
-            </w:r>
-          </w:p>
-        </w:tc>
-        <w:tc>
-          <w:p>
-            <w:pPr>
-              <w:pStyle w:val="Compact"/>
-              <w:jc w:val="left"/>
-            </w:pPr>
-            <w:r>
-              <w:t xml:space="preserve">família adotiva</w:t>
-            </w:r>
-          </w:p>
-        </w:tc>
-        <w:tc>
+          <w:tcPr>
+            <w:tcW w:type="dxa" w:w="4680"/>
+          </w:tcPr>
           <w:p>
             <w:pPr>
               <w:pStyle w:val="Compact"/>
@@ -959,6 +845,9 @@
       </w:tr>
       <w:tr>
         <w:tc>
+          <w:tcPr>
+            <w:tcW w:type="dxa" w:w="4680"/>
+          </w:tcPr>
           <w:p>
             <w:pPr>
               <w:pStyle w:val="Compact"/>
@@ -970,28 +859,9 @@
           </w:p>
         </w:tc>
         <w:tc>
-          <w:p>
-            <w:pPr>
-              <w:pStyle w:val="Compact"/>
-              <w:jc w:val="left"/>
-            </w:pPr>
-            <w:r>
-              <w:t xml:space="preserve">vasi</w:t>
-            </w:r>
-          </w:p>
-        </w:tc>
-        <w:tc>
-          <w:p>
-            <w:pPr>
-              <w:pStyle w:val="Compact"/>
-              <w:jc w:val="left"/>
-            </w:pPr>
-            <w:r>
-              <w:t xml:space="preserve">responsável legal</w:t>
-            </w:r>
-          </w:p>
-        </w:tc>
-        <w:tc>
+          <w:tcPr>
+            <w:tcW w:type="dxa" w:w="4680"/>
+          </w:tcPr>
           <w:p>
             <w:pPr>
               <w:pStyle w:val="Compact"/>

--- a/downloads/handouts/Unit 03/Handout 03.14 - Family Structures and Life Cycle.docx
+++ b/downloads/handouts/Unit 03/Handout 03.14 - Family Structures and Life Cycle.docx
@@ -34,7 +34,7 @@
         <w:t xml:space="preserve"> </w:t>
       </w:r>
       <w:r>
-        <w:t xml:space="preserve">Part 1 is the four jobs every family does. Part 2 is the structures chart; fill the example column as we go. Part 3 is twelve scenarios to match. Part 4 is the compare box. Part 5 is the family life cycle and transitions. Every family in this handout is fictional. Nobody is asked to write about their own family.</w:t>
+        <w:t xml:space="preserve">Part 1 is the four jobs every family does. Part 2 is the structures chart. A structure is who makes up a family. Fill in the example column as we go. Part 3 is twelve scenarios to match. Part 4 is the compare box. Part 5 is the family life cycle and transitions. Every family in this handout is made up. Nobody is asked to write about their own family.</w:t>
       </w:r>
     </w:p>
     <w:p>
@@ -275,7 +275,7 @@
         <w:pStyle w:val="BodyText"/>
       </w:pPr>
       <w:r>
-        <w:t xml:space="preserve">A relationship is a connection between people with expectations on both sides. A family is a set of relationships with the four jobs attached. The state calls the family</w:t>
+        <w:t xml:space="preserve">A relationship is a connection between people. Each side expects things from the other. A family is a set of relationships with the four jobs attached. The state calls the family</w:t>
       </w:r>
       <w:r>
         <w:t xml:space="preserve"> </w:t>
@@ -284,13 +284,16 @@
         <w:t xml:space="preserve">“</w:t>
       </w:r>
       <w:r>
-        <w:t xml:space="preserve">the basic unit of society</w:t>
+        <w:t xml:space="preserve">the basic unit of society.</w:t>
       </w:r>
       <w:r>
         <w:t xml:space="preserve">”</w:t>
       </w:r>
       <w:r>
-        <w:t xml:space="preserve">: society is built from families the way a wall is built from bricks.</w:t>
+        <w:t xml:space="preserve"> </w:t>
+      </w:r>
+      <w:r>
+        <w:t xml:space="preserve">That means society is built from families the way a wall is built from bricks.</w:t>
       </w:r>
     </w:p>
     <w:p>
@@ -365,7 +368,7 @@
               <w:jc w:val="left"/>
             </w:pPr>
             <w:r>
-              <w:t xml:space="preserve">Example (fictional)</w:t>
+              <w:t xml:space="preserve">Example (made up)</w:t>
             </w:r>
           </w:p>
         </w:tc>
@@ -889,7 +892,7 @@
         <w:pStyle w:val="FirstParagraph"/>
       </w:pPr>
       <w:r>
-        <w:t xml:space="preserve">Write the structure each scenario shows. Some fit two; write both.</w:t>
+        <w:t xml:space="preserve">Write the structure each scenario shows. Some scenarios fit two structures. If so, write both.</w:t>
       </w:r>
     </w:p>
     <w:tbl>
@@ -1581,7 +1584,7 @@
         <w:pStyle w:val="BodyText"/>
       </w:pPr>
       <w:r>
-        <w:t xml:space="preserve">Transitions can happen at any stage: a move, a new sibling, a job change or a job lost, a divorce or a separation, a death, a new country.</w:t>
+        <w:t xml:space="preserve">A transition is a big change. Transitions can happen at any stage: a move, a new sibling, a job change or a job lost, a divorce or a separation, a death, a new country.</w:t>
       </w:r>
     </w:p>
     <w:p>
@@ -1589,7 +1592,7 @@
         <w:pStyle w:val="BodyText"/>
       </w:pPr>
       <w:r>
-        <w:t xml:space="preserve">A transition changes the shape. It does not un-family the family.</w:t>
+        <w:t xml:space="preserve">A transition changes the shape of the family. It does not stop the family from being a family.</w:t>
       </w:r>
     </w:p>
     <w:p>
@@ -1639,7 +1642,7 @@
         <w:pStyle w:val="FirstParagraph"/>
       </w:pPr>
       <w:r>
-        <w:t xml:space="preserve">3 structures from memory. 2 of the four jobs. 1 sentence: "No one family structure is better than another because ___" with an example from a scenario, not a real family.</w:t>
+        <w:t xml:space="preserve">3 structures from memory. 2 of the four jobs. 1 sentence: "No one family structure is better than another because ___." Use an example from a scenario, not a real family.</w:t>
       </w:r>
     </w:p>
     <w:sectPr>
